--- a/output/report/Quanties_GIC2026_Phase3_Writeup_Draft.docx
+++ b/output/report/Quanties_GIC2026_Phase3_Writeup_Draft.docx
@@ -41,7 +41,7 @@
           <w:color w:val="2F75B5"/>
           <w:sz w:val="21"/>
         </w:rPr>
-        <w:t>Track A: Financial Volatility Prediction | Team Quanties | Draft 15 July 2026</w:t>
+        <w:t>Track A: Financial Volatility Prediction | Team Quanties</w:t>
       </w:r>
     </w:p>
     <w:p>
@@ -85,7 +85,7 @@
           <w:color w:val="000000"/>
           <w:sz w:val="22"/>
         </w:rPr>
-        <w:t>The primary real-QPU result is a 9-qubit, native 3x3 IQM Emerald reservoir evaluated on 120 chronological days at 500 shots per circuit. Its pre-specified QREM plus affine-transfer path gives RMSE 0.00831368 versus 0.00832112 for GARCH, a 0.0895% point improvement. The moving-block-bootstrap 95% interval for the RMSE difference is [-0.0000608, +0.0000262], so we claim hardware-level competitiveness, not statistically established quantum advantage. QLIKE is 0.016538 versus 0.016476 for GARCH, while the Mincer-Zarnowitz joint p-value is 0.166 (forecast unbiasedness is not rejected).</w:t>
+        <w:t>The primary real-QPU result is a 9-qubit, native 3x3 IQM Emerald reservoir evaluated on 120 chronological days at 500 shots per circuit. Its pre-specified quantum readout-error mitigation (QREM) plus affine-transfer path gives RMSE 0.00831368 versus 0.00832112 for GARCH, a 0.0895% point improvement. The moving-block-bootstrap 95% interval for the RMSE difference is [-0.0000608, +0.0000262], so we claim hardware-level competitiveness, not statistically established quantum advantage. QLIKE is 0.016538 versus 0.016476 for GARCH, while the Mincer-Zarnowitz joint p-value is 0.166 (forecast unbiasedness is not rejected).</w:t>
       </w:r>
     </w:p>
     <w:p>
@@ -109,7 +109,7 @@
           <w:color w:val="000000"/>
           <w:sz w:val="22"/>
         </w:rPr>
-        <w:t>Across executed substrates, the hybrid stays within 0.43% RMSE of matched GARCH. Real Aquila also transfers from its local AHS simulator within 0.029% RMSE, while a 12-qubit IQM expansion improves feature fidelity but worsens forecasting. Native topology and validation-locked regularization matter more than qubit count alone.</w:t>
+        <w:t>Across executed substrates, the hybrid stays within 0.43% RMSE of matched GARCH. Real Aquila also transfers from its local analog Hamiltonian simulation (AHS) within 0.029% RMSE, while a 12-qubit IQM expansion improves feature fidelity but worsens forecasting. Native topology and validation-locked regularization matter more than qubit count alone.</w:t>
       </w:r>
     </w:p>
     <w:p>
@@ -138,7 +138,7 @@
           <w:color w:val="000000"/>
           <w:sz w:val="22"/>
         </w:rPr>
-        <w:t>The target is next-day realized volatility RV[t], computed as the rolling 21-day standard deviation of log returns multiplied by sqrt(252). At forecast time, 20 of the 21 squared-return terms are already known, which gives GARCH a structural advantage. Inputs are causal lags of returns, absolute returns, squared returns, and heterogeneous autoregressive realized-volatility summaries. All splits are chronological; model selection uses training-only expanding folds, never the held-out evaluation rows.</w:t>
+        <w:t>The target is next-day realized volatility RV[t], computed as the rolling 21-day standard deviation of log returns multiplied by sqrt(252). At forecast time, 20 of the 21 squared-return terms are already known, which gives GARCH a structural advantage. Inputs are causal lags of returns, absolute returns, squared returns, and heterogeneous autoregressive realized-volatility (HAR-RV) summaries. All splits are chronological; model selection uses training-only expanding folds, never the held-out evaluation rows.</w:t>
       </w:r>
     </w:p>
     <w:p>
@@ -152,19 +152,14 @@
           <w:color w:val="000000"/>
           <w:sz w:val="22"/>
         </w:rPr>
-        <w:t>We report RMSE, volatility-specific QLIKE loss, and Mincer-Zarnowitz forecast calibration. Classical comparators include Persistence, Ridge/AR, ESN-200, LSTM, and GARCH(1,1). Two evaluation views are kept separate: a 746-day full benchmark for classical and simulator evidence, and a 400-train/120-test common window for hardware-ready and real-hardware transfer experiments.</w:t>
-      </w:r>
-    </w:p>
-    <w:p>
-      <w:r>
-        <w:br w:type="page"/>
+        <w:t>We report RMSE, volatility-specific quasi-likelihood (QLIKE) loss, and Mincer-Zarnowitz forecast calibration. Classical comparators include Persistence, Ridge/AR, ESN-200, LSTM, and GARCH(1,1). Two evaluation views are kept separate: a 746-day full benchmark for classical and simulator evidence, and a 400-train/120-test common window for hardware-ready and real-hardware transfer experiments.</w:t>
       </w:r>
     </w:p>
     <w:p>
       <w:pPr>
         <w:pStyle w:val="Heading1"/>
         <w:keepNext/>
-        <w:spacing w:before="0"/>
+        <w:spacing w:before="200"/>
       </w:pPr>
       <w:r>
         <w:rPr>
@@ -861,15 +856,10 @@
       </w:r>
     </w:p>
     <w:p>
-      <w:r>
-        <w:br w:type="page"/>
-      </w:r>
-    </w:p>
-    <w:p>
       <w:pPr>
         <w:pStyle w:val="Heading1"/>
         <w:keepNext/>
-        <w:spacing w:before="0"/>
+        <w:spacing w:before="200"/>
       </w:pPr>
       <w:r>
         <w:rPr>
@@ -892,7 +882,7 @@
           <w:color w:val="000000"/>
           <w:sz w:val="22"/>
         </w:rPr>
-        <w:t>The full 746-day benchmark establishes task difficulty. GARCH leads the raw-task baselines (RMSE 0.007948), followed by Persistence (0.009408), ESN-200 (0.009704), and LSTM (0.010662). On the GARCH-residual target, the 10-qubit transverse-field Ising reservoir reaches RMSE 0.007844 and QLIKE 0.006445 versus 0.006863 for GARCH: improvements of 1.31% and 6.09%, respectively. The identical Ridge residual ablation has RMSE 0.008051, isolating value to the nonlinear reservoir. This is a simulator result and is not presented as executed hardware advantage.</w:t>
+        <w:t>The full 746-day benchmark establishes task difficulty. GARCH leads the raw-task baselines (RMSE 0.007948), followed by Persistence (0.009408), ESN-200 (0.009704), and LSTM (0.010662). On the GARCH-residual target, the 10-qubit transverse-field Ising model (TFIM) reservoir reaches RMSE 0.007844 and QLIKE 0.006445 versus 0.006863 for GARCH: improvements of 1.31% and 6.09%, respectively. The identical Ridge residual ablation has RMSE 0.008051, isolating value to the nonlinear reservoir. This is a simulator result and is not presented as executed hardware advantage.</w:t>
       </w:r>
     </w:p>
     <w:p>
@@ -903,7 +893,7 @@
       <w:r>
         <w:drawing>
           <wp:inline xmlns:a="http://schemas.openxmlformats.org/drawingml/2006/main" xmlns:pic="http://schemas.openxmlformats.org/drawingml/2006/picture">
-            <wp:extent cx="5806440" cy="2625543"/>
+            <wp:extent cx="5806440" cy="2626225"/>
             <wp:docPr id="2" name="Picture 2" descr="Two-panel result figure showing the full classical and simulated TFIM benchmark and the improvement of four hardware-ready reservoir simulations over a linear residual ablation." title="Two-panel result figure showing the full classical and simulated TFIM benchmark "/>
             <wp:cNvGraphicFramePr>
               <a:graphicFrameLocks noChangeAspect="1"/>
@@ -924,7 +914,7 @@
                   <pic:spPr>
                     <a:xfrm>
                       <a:off x="0" y="0"/>
-                      <a:ext cx="5806440" cy="2625543"/>
+                      <a:ext cx="5806440" cy="2626225"/>
                     </a:xfrm>
                     <a:prstGeom prst="rect"/>
                   </pic:spPr>
@@ -1054,15 +1044,10 @@
       </w:r>
     </w:p>
     <w:p>
-      <w:r>
-        <w:br w:type="page"/>
-      </w:r>
-    </w:p>
-    <w:p>
       <w:pPr>
         <w:pStyle w:val="Heading1"/>
         <w:keepNext/>
-        <w:spacing w:before="0"/>
+        <w:spacing w:before="200"/>
       </w:pPr>
       <w:r>
         <w:rPr>
@@ -1096,7 +1081,7 @@
       <w:r>
         <w:drawing>
           <wp:inline xmlns:a="http://schemas.openxmlformats.org/drawingml/2006/main" xmlns:pic="http://schemas.openxmlformats.org/drawingml/2006/picture">
-            <wp:extent cx="5806440" cy="2747690"/>
+            <wp:extent cx="5806440" cy="2792698"/>
             <wp:docPr id="3" name="Picture 3" descr="Two-panel hardware result figure showing RMSE gaps to matched GARCH across IQM, QuEra, Amplify, and Toshiba, plus the 9-to-12-qubit IQM scaling result." title="Two-panel hardware result figure showing RMSE gaps to matched GARCH across IQM, "/>
             <wp:cNvGraphicFramePr>
               <a:graphicFrameLocks noChangeAspect="1"/>
@@ -1117,7 +1102,7 @@
                   <pic:spPr>
                     <a:xfrm>
                       <a:off x="0" y="0"/>
-                      <a:ext cx="5806440" cy="2747690"/>
+                      <a:ext cx="5806440" cy="2792698"/>
                     </a:xfrm>
                     <a:prstGeom prst="rect"/>
                   </pic:spPr>
@@ -2203,15 +2188,40 @@
       </w:r>
     </w:p>
     <w:p>
+      <w:pPr>
+        <w:pStyle w:val="Heading2"/>
+        <w:keepNext/>
+        <w:spacing w:before="40"/>
+      </w:pPr>
       <w:r>
-        <w:br w:type="page"/>
+        <w:rPr>
+          <w:rFonts w:ascii="Times New Roman" w:hAnsi="Times New Roman"/>
+          <w:b/>
+          <w:color w:val="17365D"/>
+          <w:sz w:val="26"/>
+        </w:rPr>
+        <w:t>Runtime and compute access</w:t>
+      </w:r>
+    </w:p>
+    <w:p>
+      <w:pPr>
+        <w:spacing w:before="0" w:after="80" w:line="240" w:lineRule="auto"/>
+        <w:jc w:val="left"/>
+      </w:pPr>
+      <w:r>
+        <w:rPr>
+          <w:rFonts w:ascii="Times New Roman" w:hAnsi="Times New Roman"/>
+          <w:color w:val="000000"/>
+          <w:sz w:val="22"/>
+        </w:rPr>
+        <w:t>The reproducible classical pipeline is light: the credit-safe judge notebook reproduces every reported value in about 8 s, and the local statevector reservoir-feature reference (2,984 training and 120 test states on 9 qubits) builds in about 55 s on a laptop CPU, with sub-second readout fitting and scoring. On hardware, each IQM job dispatches 60,000 shots (120 circuits x 500) and the Aquila campaign 1,150 shots (23 tasks x 50); QPU wall-clock is dominated by provider queue and allocation windows. All paid runs were funded from the team's own accounts: despite several requests, sponsor challenge credits on qBraid were not provisioned, so the Aquila campaign used the team's personal qBraid balance and the IQM runs used personal IQM Resonance credits.</w:t>
       </w:r>
     </w:p>
     <w:p>
       <w:pPr>
         <w:pStyle w:val="Heading1"/>
         <w:keepNext/>
-        <w:spacing w:before="0"/>
+        <w:spacing w:before="200"/>
       </w:pPr>
       <w:r>
         <w:rPr>
@@ -2700,7 +2710,7 @@
                 <w:color w:val="000000"/>
                 <w:sz w:val="18"/>
               </w:rPr>
-              <w:t>This five-page body plus separate references</w:t>
+              <w:t>This body (11-pt Times New Roman) plus separate references</w:t>
             </w:r>
           </w:p>
         </w:tc>
@@ -2726,7 +2736,7 @@
                 <w:color w:val="000000"/>
                 <w:sz w:val="18"/>
               </w:rPr>
-              <w:t>Draft complete</w:t>
+              <w:t>Complete</w:t>
             </w:r>
           </w:p>
         </w:tc>
@@ -2782,7 +2792,7 @@
                 <w:color w:val="000000"/>
                 <w:sz w:val="18"/>
               </w:rPr>
-              <w:t>README Launch button added; current cover is Phase 2</w:t>
+              <w:t>Official Phase 3 cover prepended; README Launch on qBraid button</w:t>
             </w:r>
           </w:p>
         </w:tc>
@@ -2809,7 +2819,7 @@
                 <w:color w:val="000000"/>
                 <w:sz w:val="18"/>
               </w:rPr>
-              <w:t>Cover pending</w:t>
+              <w:t>Complete</w:t>
             </w:r>
           </w:p>
         </w:tc>
@@ -2822,110 +2832,9 @@
     </w:p>
     <w:p>
       <w:pPr>
-        <w:pStyle w:val="Heading2"/>
-        <w:keepNext/>
-        <w:spacing w:before="40"/>
-      </w:pPr>
-      <w:r>
-        <w:rPr>
-          <w:rFonts w:ascii="Times New Roman" w:hAnsi="Times New Roman"/>
-          <w:b/>
-          <w:color w:val="17365D"/>
-          <w:sz w:val="26"/>
-        </w:rPr>
-        <w:t>Recommended final work</w:t>
-      </w:r>
-    </w:p>
-    <w:p>
-      <w:pPr>
-        <w:pStyle w:val="ListNumber"/>
-        <w:spacing w:after="40" w:line="240" w:lineRule="auto"/>
-      </w:pPr>
-      <w:r>
-        <w:rPr>
-          <w:rFonts w:ascii="Times New Roman" w:hAnsi="Times New Roman"/>
-          <w:color w:val="000000"/>
-          <w:sz w:val="22"/>
-        </w:rPr>
-        <w:t>Do not spend the remaining 580 qBraid credits. If 2,500 credits are added, authorize Aquila only after a validation-locked local analog candidate beats GARCH by at least 0.30% RMSE.</w:t>
-      </w:r>
-    </w:p>
-    <w:p>
-      <w:pPr>
-        <w:pStyle w:val="ListNumber"/>
-        <w:spacing w:after="40" w:line="240" w:lineRule="auto"/>
-      </w:pPr>
-      <w:r>
-        <w:rPr>
-          <w:rFonts w:ascii="Times New Roman" w:hAnsi="Times New Roman"/>
-          <w:color w:val="000000"/>
-          <w:sz w:val="22"/>
-        </w:rPr>
-        <w:t>If that gate passes, use 31 x 50-shot tasks (estimated 2,480 credits): four engineering-smoke tasks, then resume the identical checkpoint; reserve three rows for label-free transfer and score 28.</w:t>
-      </w:r>
-    </w:p>
-    <w:p>
-      <w:pPr>
-        <w:pStyle w:val="ListNumber"/>
-        <w:spacing w:after="40" w:line="240" w:lineRule="auto"/>
-      </w:pPr>
-      <w:r>
-        <w:rPr>
-          <w:rFonts w:ascii="Times New Roman" w:hAnsi="Times New Roman"/>
-          <w:color w:val="000000"/>
-          <w:sz w:val="22"/>
-        </w:rPr>
-        <w:t>Prioritize free work first: exact-window GJR/EGARCH/HAR baselines, regime/bootstrap analysis, the qBraid notebook, and a deterministic data snapshot.</w:t>
-      </w:r>
-    </w:p>
-    <w:p>
-      <w:pPr>
-        <w:pStyle w:val="ListNumber"/>
-        <w:spacing w:after="40" w:line="240" w:lineRule="auto"/>
-      </w:pPr>
-      <w:r>
-        <w:rPr>
-          <w:rFonts w:ascii="Times New Roman" w:hAnsi="Times New Roman"/>
-          <w:color w:val="000000"/>
-          <w:sz w:val="22"/>
-        </w:rPr>
-        <w:t>No further paid IQM, Amplify, or Toshiba run is justified unless the rubric changes. The 9q/12q comparison and 120-row cloud runs already answer the main scaling and substrate questions.</w:t>
-      </w:r>
-    </w:p>
-    <w:p>
-      <w:pPr>
-        <w:spacing w:before="60" w:after="120" w:line="240" w:lineRule="auto"/>
-        <w:ind w:left="115" w:right="115"/>
-        <w:shd w:fill="FFF7E6"/>
-      </w:pPr>
-      <w:r>
-        <w:rPr>
-          <w:rFonts w:ascii="Times New Roman" w:hAnsi="Times New Roman"/>
-          <w:b/>
-          <w:color w:val="17365D"/>
-          <w:sz w:val="22"/>
-        </w:rPr>
-        <w:t xml:space="preserve">Draft completion gate. </w:t>
-      </w:r>
-      <w:r>
-        <w:rPr>
-          <w:rFonts w:ascii="Times New Roman" w:hAnsi="Times New Roman"/>
-          <w:color w:val="000000"/>
-          <w:sz w:val="22"/>
-        </w:rPr>
-        <w:t>Insert the official Phase 3 cover page without altering its template, replace the current Phase 2 cover, add the final repository commit hash, verify the qBraid Launch link, and remove this callout before submission.</w:t>
-      </w:r>
-    </w:p>
-    <w:p>
-      <w:r>
-        <w:br w:type="page"/>
-      </w:r>
-    </w:p>
-    <w:p>
-      <w:pPr>
         <w:pStyle w:val="Heading1"/>
         <w:keepNext/>
-        <w:spacing w:before="0"/>
+        <w:spacing w:before="240"/>
       </w:pPr>
       <w:r>
         <w:rPr>
@@ -3191,7 +3100,7 @@
         <w:color w:val="667085"/>
         <w:sz w:val="18"/>
       </w:rPr>
-      <w:t>GIC 2026 | qBraid - MITRE - JonesTrading | Phase 3 draft</w:t>
+      <w:t>GIC 2026 | qBraid - MITRE - JonesTrading | Phase 3</w:t>
     </w:r>
   </w:p>
 </w:hdr>

--- a/output/report/Quanties_GIC2026_Phase3_Writeup_Draft.docx
+++ b/output/report/Quanties_GIC2026_Phase3_Writeup_Draft.docx
@@ -1081,7 +1081,7 @@
       <w:r>
         <w:drawing>
           <wp:inline xmlns:a="http://schemas.openxmlformats.org/drawingml/2006/main" xmlns:pic="http://schemas.openxmlformats.org/drawingml/2006/picture">
-            <wp:extent cx="5806440" cy="2792698"/>
+            <wp:extent cx="5806440" cy="2797894"/>
             <wp:docPr id="3" name="Picture 3" descr="Two-panel hardware result figure showing RMSE gaps to matched GARCH across IQM, QuEra, Amplify, and Toshiba, plus the 9-to-12-qubit IQM scaling result." title="Two-panel hardware result figure showing RMSE gaps to matched GARCH across IQM, "/>
             <wp:cNvGraphicFramePr>
               <a:graphicFrameLocks noChangeAspect="1"/>
@@ -1102,7 +1102,7 @@
                   <pic:spPr>
                     <a:xfrm>
                       <a:off x="0" y="0"/>
-                      <a:ext cx="5806440" cy="2792698"/>
+                      <a:ext cx="5806440" cy="2797894"/>
                     </a:xfrm>
                     <a:prstGeom prst="rect"/>
                   </pic:spPr>

--- a/output/report/Quanties_GIC2026_Phase3_Writeup_Draft.docx
+++ b/output/report/Quanties_GIC2026_Phase3_Writeup_Draft.docx
@@ -1081,7 +1081,7 @@
       <w:r>
         <w:drawing>
           <wp:inline xmlns:a="http://schemas.openxmlformats.org/drawingml/2006/main" xmlns:pic="http://schemas.openxmlformats.org/drawingml/2006/picture">
-            <wp:extent cx="5806440" cy="2797894"/>
+            <wp:extent cx="5806440" cy="2759523"/>
             <wp:docPr id="3" name="Picture 3" descr="Two-panel hardware result figure showing RMSE gaps to matched GARCH across IQM, QuEra, Amplify, and Toshiba, plus the 9-to-12-qubit IQM scaling result." title="Two-panel hardware result figure showing RMSE gaps to matched GARCH across IQM, "/>
             <wp:cNvGraphicFramePr>
               <a:graphicFrameLocks noChangeAspect="1"/>
@@ -1102,7 +1102,7 @@
                   <pic:spPr>
                     <a:xfrm>
                       <a:off x="0" y="0"/>
-                      <a:ext cx="5806440" cy="2797894"/>
+                      <a:ext cx="5806440" cy="2759523"/>
                     </a:xfrm>
                     <a:prstGeom prst="rect"/>
                   </pic:spPr>
@@ -1126,7 +1126,7 @@
           <w:color w:val="667085"/>
           <w:sz w:val="21"/>
         </w:rPr>
-        <w:t>Figure 3. A negative RMSE gap is better than GARCH. The small 9-qubit point gain is not statistically significant; width alone does not improve the forecast.</w:t>
+        <w:t>Figure 3. A negative RMSE gap is better. Panel B shows that higher 12-qubit feature fidelity does not improve the forecast.</w:t>
       </w:r>
     </w:p>
     <w:tbl>
@@ -2260,7 +2260,7 @@
           <w:color w:val="000000"/>
           <w:sz w:val="22"/>
         </w:rPr>
-        <w:t>The strongest executed claim is cross-platform, GARCH-competitive hybrid QRC: IQM is 0.0895% better by RMSE point estimate, Aquila is 0.1823% behind GARCH and effectively matches its local AHS model, and all executed tiers remain within 0.43%.</w:t>
+        <w:t>The hybrid architecture delivered measurable improvement, not merely parity: the simulated TFIM reduced RMSE by 1.31% and QLIKE by 6.09% versus GARCH; executed IQM 9q produced a 0.0895% lower RMSE point estimate; and the real Aquila hybrid improved 6.06% over the matched Ridge residual ablation.</w:t>
       </w:r>
     </w:p>
     <w:p>
@@ -2289,6 +2289,20 @@
           <w:sz w:val="22"/>
         </w:rPr>
         <w:t>More qubits are not automatically better. Native connectivity, noise-aware training, low-depth encoding, and conservative correction strength dominate width for this data regime.</w:t>
+      </w:r>
+    </w:p>
+    <w:p>
+      <w:pPr>
+        <w:spacing w:before="0" w:after="80" w:line="240" w:lineRule="auto"/>
+        <w:jc w:val="left"/>
+      </w:pPr>
+      <w:r>
+        <w:rPr>
+          <w:rFonts w:ascii="Times New Roman" w:hAnsi="Times New Roman"/>
+          <w:color w:val="000000"/>
+          <w:sz w:val="22"/>
+        </w:rPr>
+        <w:t>The full simulated improvement was not recovered on the executed QPUs. The ideal TFIM combines coherent transverse-field mixing with programmable signed interactions, while available devices impose restricted native couplings, finite-shot estimation, device noise, and mitigation or feature-transfer error. Even under those constraints, the residual hybrid preserves the GARCH baseline and produces the improvements above. Because the full simulator benchmark and hardware experiments use different evaluation windows, their percentages demonstrate complementary evidence rather than a direct numerical comparison.</w:t>
       </w:r>
     </w:p>
     <w:p>
